--- a/strength_and_dignity/StrengthAndDignity_Chapter12.docx
+++ b/strength_and_dignity/StrengthAndDignity_Chapter12.docx
@@ -16,7 +16,7 @@
           <w:sz w:val="26"/>
           <w:szCs w:val="26"/>
         </w:rPr>
-        <w:t xml:space="preserve">CHAPTER TWELVE</w:t>
+        <w:t xml:space="preserve">CHAPTER ELEVEN</w:t>
       </w:r>
     </w:p>
     <w:p>
@@ -32,7 +32,7 @@
           <w:sz w:val="40"/>
           <w:szCs w:val="40"/>
         </w:rPr>
-        <w:t xml:space="preserve">Money Will Test Your Character</w:t>
+        <w:t xml:space="preserve">Work Like It Matters Because It Does</w:t>
       </w:r>
     </w:p>
     <w:p>
@@ -62,63 +62,63 @@
           <w:sz w:val="24"/>
           <w:szCs w:val="24"/>
         </w:rPr>
-        <w:t xml:space="preserve">Nobody ever thinks money will be their problem.</w:t>
-      </w:r>
-    </w:p>
-    <w:p>
-      <w:pPr>
-        <w:spacing w:after="200" w:before="120" w:line="360" w:lineRule="auto"/>
-        <w:jc w:val="left"/>
-      </w:pPr>
-      <w:r>
-        <w:rPr>
-          <w:rFonts w:ascii="Georgia" w:hAnsi="Georgia" w:eastAsia="Georgia" w:cs="Georgia"/>
-          <w:sz w:val="24"/>
-          <w:szCs w:val="24"/>
-        </w:rPr>
-        <w:t xml:space="preserve">When you are young, money feels like a solution — the answer to every limitation you currently face. If you just had more of it, you could do what you wanted, go where you wanted, be who you wanted. Money looks like freedom.</w:t>
-      </w:r>
-    </w:p>
-    <w:p>
-      <w:pPr>
-        <w:spacing w:after="200" w:before="120" w:line="360" w:lineRule="auto"/>
-        <w:jc w:val="left"/>
-      </w:pPr>
-      <w:r>
-        <w:rPr>
-          <w:rFonts w:ascii="Georgia" w:hAnsi="Georgia" w:eastAsia="Georgia" w:cs="Georgia"/>
-          <w:sz w:val="24"/>
-          <w:szCs w:val="24"/>
-        </w:rPr>
-        <w:t xml:space="preserve">But money is not freedom. Money is a test.</w:t>
-      </w:r>
-    </w:p>
-    <w:p>
-      <w:pPr>
-        <w:spacing w:after="200" w:before="120" w:line="360" w:lineRule="auto"/>
-        <w:jc w:val="left"/>
-      </w:pPr>
-      <w:r>
-        <w:rPr>
-          <w:rFonts w:ascii="Georgia" w:hAnsi="Georgia" w:eastAsia="Georgia" w:cs="Georgia"/>
-          <w:sz w:val="24"/>
-          <w:szCs w:val="24"/>
-        </w:rPr>
-        <w:t xml:space="preserve">It tests what you love. It tests what you trust. It tests what you are willing to do — and what you are willing to become — in order to get it and keep it. Money does not change your character. It reveals it. And it will reveal yours sooner than you think.</w:t>
-      </w:r>
-    </w:p>
-    <w:p>
-      <w:pPr>
-        <w:spacing w:after="200" w:before="120" w:line="360" w:lineRule="auto"/>
-        <w:jc w:val="left"/>
-      </w:pPr>
-      <w:r>
-        <w:rPr>
-          <w:rFonts w:ascii="Georgia" w:hAnsi="Georgia" w:eastAsia="Georgia" w:cs="Georgia"/>
-          <w:sz w:val="24"/>
-          <w:szCs w:val="24"/>
-        </w:rPr>
-        <w:t xml:space="preserve">Jesus said more about money than He said about almost any other subject. That should tell you something. He did not talk about it because He was interested in your financial planning. He talked about it because He knew what it would do to your heart if you were not careful.</w:t>
+        <w:t xml:space="preserve">Nobody dreams about work.</w:t>
+      </w:r>
+    </w:p>
+    <w:p>
+      <w:pPr>
+        <w:spacing w:after="200" w:before="120" w:line="360" w:lineRule="auto"/>
+        <w:jc w:val="left"/>
+      </w:pPr>
+      <w:r>
+        <w:rPr>
+          <w:rFonts w:ascii="Georgia" w:hAnsi="Georgia" w:eastAsia="Georgia" w:cs="Georgia"/>
+          <w:sz w:val="24"/>
+          <w:szCs w:val="24"/>
+        </w:rPr>
+        <w:t xml:space="preserve">When you were little and someone asked what you wanted to be when you grew up, you were not dreaming about alarm clocks and deadlines and long hours on your feet. You were dreaming about the thing itself — the stage, the classroom, the adventure. Nobody dreams about the grind. Everybody wants the destination without the road.</w:t>
+      </w:r>
+    </w:p>
+    <w:p>
+      <w:pPr>
+        <w:spacing w:after="200" w:before="120" w:line="360" w:lineRule="auto"/>
+        <w:jc w:val="left"/>
+      </w:pPr>
+      <w:r>
+        <w:rPr>
+          <w:rFonts w:ascii="Georgia" w:hAnsi="Georgia" w:eastAsia="Georgia" w:cs="Georgia"/>
+          <w:sz w:val="24"/>
+          <w:szCs w:val="24"/>
+        </w:rPr>
+        <w:t xml:space="preserve">But here is what nobody tells you when you are young: the road is the point.</w:t>
+      </w:r>
+    </w:p>
+    <w:p>
+      <w:pPr>
+        <w:spacing w:after="200" w:before="120" w:line="360" w:lineRule="auto"/>
+        <w:jc w:val="left"/>
+      </w:pPr>
+      <w:r>
+        <w:rPr>
+          <w:rFonts w:ascii="Georgia" w:hAnsi="Georgia" w:eastAsia="Georgia" w:cs="Georgia"/>
+          <w:sz w:val="24"/>
+          <w:szCs w:val="24"/>
+        </w:rPr>
+        <w:t xml:space="preserve">How you work — not just what you work at, but how you show up, how much of yourself you bring to it, how you handle the parts that are boring or thankless or invisible — that reveals more about your character than almost anything else in your life. Your work is not just what you do. It is who you are becoming while you do it.</w:t>
+      </w:r>
+    </w:p>
+    <w:p>
+      <w:pPr>
+        <w:spacing w:after="200" w:before="120" w:line="360" w:lineRule="auto"/>
+        <w:jc w:val="left"/>
+      </w:pPr>
+      <w:r>
+        <w:rPr>
+          <w:rFonts w:ascii="Georgia" w:hAnsi="Georgia" w:eastAsia="Georgia" w:cs="Georgia"/>
+          <w:sz w:val="24"/>
+          <w:szCs w:val="24"/>
+        </w:rPr>
+        <w:t xml:space="preserve">And God has something very specific to say about it.</w:t>
       </w:r>
     </w:p>
     <w:p>
@@ -136,7 +136,7 @@
           <w:sz w:val="24"/>
           <w:szCs w:val="24"/>
         </w:rPr>
-        <w:t xml:space="preserve">“Do not store up for yourselves treasures on earth, where moth and rust destroy, and where thieves break in and steal. But store up for yourselves treasures in heaven, where neither moth nor rust destroys, and where thieves do not break in or steal; for where your treasure is, there your heart will be also.”</w:t>
+        <w:t xml:space="preserve">“Whatever you do, do your work heartily, as for the Lord rather than for men; knowing that from the Lord you will receive the reward of the inheritance. It is the Lord Christ whom you serve.”</w:t>
       </w:r>
     </w:p>
     <w:p>
@@ -152,21 +152,71 @@
           <w:sz w:val="22"/>
           <w:szCs w:val="22"/>
         </w:rPr>
-        <w:t xml:space="preserve">— Matthew 6:19–21 (NASB)</w:t>
-      </w:r>
-    </w:p>
-    <w:p>
-      <w:pPr>
-        <w:spacing w:after="200" w:before="120" w:line="360" w:lineRule="auto"/>
-        <w:jc w:val="left"/>
-      </w:pPr>
-      <w:r>
-        <w:rPr>
-          <w:rFonts w:ascii="Georgia" w:hAnsi="Georgia" w:eastAsia="Georgia" w:cs="Georgia"/>
-          <w:sz w:val="24"/>
-          <w:szCs w:val="24"/>
-        </w:rPr>
-        <w:t xml:space="preserve">That last line is the one that matters most. Where your treasure is, there your heart will be also. Jesus is not giving financial advice. He is diagnosing a spiritual condition. What you spend your money on tells the truth about what you love — even when your mouth says something different.</w:t>
+        <w:t xml:space="preserve">— Colossians 3:23–24 (NASB)</w:t>
+      </w:r>
+    </w:p>
+    <w:p>
+      <w:pPr>
+        <w:spacing w:after="200" w:before="120" w:line="360" w:lineRule="auto"/>
+        <w:jc w:val="left"/>
+      </w:pPr>
+      <w:r>
+        <w:rPr>
+          <w:rFonts w:ascii="Georgia" w:hAnsi="Georgia" w:eastAsia="Georgia" w:cs="Georgia"/>
+          <w:sz w:val="24"/>
+          <w:szCs w:val="24"/>
+        </w:rPr>
+        <w:t xml:space="preserve">Paul is writing to the church at Colossae, and his instruction could not be more clear. Whatever you do — not just the impressive things, not just the things people notice, but </w:t>
+      </w:r>
+      <w:r>
+        <w:rPr>
+          <w:rFonts w:ascii="Georgia" w:hAnsi="Georgia" w:eastAsia="Georgia" w:cs="Georgia"/>
+          <w:i/>
+          <w:iCs/>
+          <w:sz w:val="24"/>
+          <w:szCs w:val="24"/>
+        </w:rPr>
+        <w:t xml:space="preserve">whatever you do</w:t>
+      </w:r>
+      <w:r>
+        <w:rPr>
+          <w:rFonts w:ascii="Georgia" w:hAnsi="Georgia" w:eastAsia="Georgia" w:cs="Georgia"/>
+          <w:sz w:val="24"/>
+          <w:szCs w:val="24"/>
+        </w:rPr>
+        <w:t xml:space="preserve"> — do it heartily. The word in Greek is </w:t>
+      </w:r>
+      <w:r>
+        <w:rPr>
+          <w:rFonts w:ascii="Georgia" w:hAnsi="Georgia" w:eastAsia="Georgia" w:cs="Georgia"/>
+          <w:i/>
+          <w:iCs/>
+          <w:sz w:val="24"/>
+          <w:szCs w:val="24"/>
+        </w:rPr>
+        <w:t xml:space="preserve">ek psychēs</w:t>
+      </w:r>
+      <w:r>
+        <w:rPr>
+          <w:rFonts w:ascii="Georgia" w:hAnsi="Georgia" w:eastAsia="Georgia" w:cs="Georgia"/>
+          <w:sz w:val="24"/>
+          <w:szCs w:val="24"/>
+        </w:rPr>
+        <w:t xml:space="preserve"> — from the soul. Work with your whole self. And do it as for the Lord, not for men.</w:t>
+      </w:r>
+    </w:p>
+    <w:p>
+      <w:pPr>
+        <w:spacing w:after="200" w:before="120" w:line="360" w:lineRule="auto"/>
+        <w:jc w:val="left"/>
+      </w:pPr>
+      <w:r>
+        <w:rPr>
+          <w:rFonts w:ascii="Georgia" w:hAnsi="Georgia" w:eastAsia="Georgia" w:cs="Georgia"/>
+          <w:sz w:val="24"/>
+          <w:szCs w:val="24"/>
+        </w:rPr>
+        <w:t xml:space="preserve">This changes everything. If your work is ultimately for God, then no task is beneath you. No job is meaningless. No assignment is wasted. The audience is not your boss, your teacher, or your social media followers. The audience is God.</w:t>
       </w:r>
     </w:p>
     <w:p>
@@ -185,7 +235,7 @@
           <w:sz w:val="26"/>
           <w:szCs w:val="26"/>
         </w:rPr>
-        <w:t xml:space="preserve">Money does not change who you are. It reveals who you are.</w:t>
+        <w:t xml:space="preserve">When you work for the Lord, every task has dignity — because every task is an act of worship.</w:t>
       </w:r>
     </w:p>
     <w:p>
@@ -216,21 +266,49 @@
           <w:sz w:val="30"/>
           <w:szCs w:val="30"/>
         </w:rPr>
-        <w:t xml:space="preserve">The Love of Money</w:t>
-      </w:r>
-    </w:p>
-    <w:p>
-      <w:pPr>
-        <w:spacing w:after="200" w:before="120" w:line="360" w:lineRule="auto"/>
-        <w:jc w:val="left"/>
-      </w:pPr>
-      <w:r>
-        <w:rPr>
-          <w:rFonts w:ascii="Georgia" w:hAnsi="Georgia" w:eastAsia="Georgia" w:cs="Georgia"/>
-          <w:sz w:val="24"/>
-          <w:szCs w:val="24"/>
-        </w:rPr>
-        <w:t xml:space="preserve">Paul wrote one of the most misquoted verses in the entire Bible:</w:t>
+        <w:t xml:space="preserve">Work Is Not a Curse</w:t>
+      </w:r>
+    </w:p>
+    <w:p>
+      <w:pPr>
+        <w:spacing w:after="200" w:before="120" w:line="360" w:lineRule="auto"/>
+        <w:jc w:val="left"/>
+      </w:pPr>
+      <w:r>
+        <w:rPr>
+          <w:rFonts w:ascii="Georgia" w:hAnsi="Georgia" w:eastAsia="Georgia" w:cs="Georgia"/>
+          <w:sz w:val="24"/>
+          <w:szCs w:val="24"/>
+        </w:rPr>
+        <w:t xml:space="preserve">Before we go any further, you need to understand something the world gets wrong: work is not a punishment.</w:t>
+      </w:r>
+    </w:p>
+    <w:p>
+      <w:pPr>
+        <w:spacing w:after="200" w:before="120" w:line="360" w:lineRule="auto"/>
+        <w:jc w:val="left"/>
+      </w:pPr>
+      <w:r>
+        <w:rPr>
+          <w:rFonts w:ascii="Georgia" w:hAnsi="Georgia" w:eastAsia="Georgia" w:cs="Georgia"/>
+          <w:sz w:val="24"/>
+          <w:szCs w:val="24"/>
+        </w:rPr>
+        <w:t xml:space="preserve">Many people treat work as if it were part of the curse — as if human beings were designed for leisure and work was inflicted on us because of sin. That is not what the Bible says.</w:t>
+      </w:r>
+    </w:p>
+    <w:p>
+      <w:pPr>
+        <w:spacing w:after="200" w:before="120" w:line="360" w:lineRule="auto"/>
+        <w:jc w:val="left"/>
+      </w:pPr>
+      <w:r>
+        <w:rPr>
+          <w:rFonts w:ascii="Georgia" w:hAnsi="Georgia" w:eastAsia="Georgia" w:cs="Georgia"/>
+          <w:sz w:val="24"/>
+          <w:szCs w:val="24"/>
+        </w:rPr>
+        <w:t xml:space="preserve">Go back to the very beginning. Before the fall, before sin entered the world, before anything went wrong — God gave Adam work to do.</w:t>
       </w:r>
     </w:p>
     <w:p>
@@ -248,7 +326,7 @@
           <w:sz w:val="24"/>
           <w:szCs w:val="24"/>
         </w:rPr>
-        <w:t xml:space="preserve">“For the love of money is a root of all sorts of evil, and some by longing for it have wandered away from the faith and pierced themselves with many griefs.”</w:t>
+        <w:t xml:space="preserve">“Then the LORD God took the man and put him into the garden of Eden to cultivate it and keep it.”</w:t>
       </w:r>
     </w:p>
     <w:p>
@@ -264,81 +342,49 @@
           <w:sz w:val="22"/>
           <w:szCs w:val="22"/>
         </w:rPr>
-        <w:t xml:space="preserve">— 1 Timothy 6:10 (NASB)</w:t>
-      </w:r>
-    </w:p>
-    <w:p>
-      <w:pPr>
-        <w:spacing w:after="200" w:before="120" w:line="360" w:lineRule="auto"/>
-        <w:jc w:val="left"/>
-      </w:pPr>
-      <w:r>
-        <w:rPr>
-          <w:rFonts w:ascii="Georgia" w:hAnsi="Georgia" w:eastAsia="Georgia" w:cs="Georgia"/>
-          <w:sz w:val="24"/>
-          <w:szCs w:val="24"/>
-        </w:rPr>
-        <w:t xml:space="preserve">Notice what the text actually says. It does not say money is the root of all evil. Money is a tool. It is morally neutral. A hammer can build a house or break a window — the hammer does not decide. Money is the same way. It can fund a missionary, feed the hungry, support a church, and provide for a family. Or it can destroy every one of those things.</w:t>
-      </w:r>
-    </w:p>
-    <w:p>
-      <w:pPr>
-        <w:spacing w:after="200" w:before="120" w:line="360" w:lineRule="auto"/>
-        <w:jc w:val="left"/>
-      </w:pPr>
-      <w:r>
-        <w:rPr>
-          <w:rFonts w:ascii="Georgia" w:hAnsi="Georgia" w:eastAsia="Georgia" w:cs="Georgia"/>
-          <w:sz w:val="24"/>
-          <w:szCs w:val="24"/>
-        </w:rPr>
-        <w:t xml:space="preserve">The problem is not money. The problem is the </w:t>
-      </w:r>
-      <w:r>
-        <w:rPr>
-          <w:rFonts w:ascii="Georgia" w:hAnsi="Georgia" w:eastAsia="Georgia" w:cs="Georgia"/>
-          <w:i/>
-          <w:iCs/>
-          <w:sz w:val="24"/>
-          <w:szCs w:val="24"/>
-        </w:rPr>
-        <w:t xml:space="preserve">love</w:t>
-      </w:r>
-      <w:r>
-        <w:rPr>
-          <w:rFonts w:ascii="Georgia" w:hAnsi="Georgia" w:eastAsia="Georgia" w:cs="Georgia"/>
-          <w:sz w:val="24"/>
-          <w:szCs w:val="24"/>
-        </w:rPr>
-        <w:t xml:space="preserve"> of money. It is the longing for it. The craving. The willingness to let it sit on the throne of your heart where only God belongs.</w:t>
-      </w:r>
-    </w:p>
-    <w:p>
-      <w:pPr>
-        <w:spacing w:after="200" w:before="120" w:line="360" w:lineRule="auto"/>
-        <w:jc w:val="left"/>
-      </w:pPr>
-      <w:r>
-        <w:rPr>
-          <w:rFonts w:ascii="Georgia" w:hAnsi="Georgia" w:eastAsia="Georgia" w:cs="Georgia"/>
-          <w:sz w:val="24"/>
-          <w:szCs w:val="24"/>
-        </w:rPr>
-        <w:t xml:space="preserve">And notice what Paul says happens when someone gives in to that love: they wander away from the faith. They pierce themselves with many griefs. The love of money does not lead to satisfaction. It leads to wandering and grief. It promises fulfillment and delivers emptiness.</w:t>
-      </w:r>
-    </w:p>
-    <w:p>
-      <w:pPr>
-        <w:spacing w:after="200" w:before="120" w:line="360" w:lineRule="auto"/>
-        <w:jc w:val="left"/>
-      </w:pPr>
-      <w:r>
-        <w:rPr>
-          <w:rFonts w:ascii="Georgia" w:hAnsi="Georgia" w:eastAsia="Georgia" w:cs="Georgia"/>
-          <w:sz w:val="24"/>
-          <w:szCs w:val="24"/>
-        </w:rPr>
-        <w:t xml:space="preserve">You will meet people in your life who have a great deal of money and very little peace. You will meet others who have almost nothing and possess a joy that money cannot explain. The difference is never the amount in the account. The difference is what sits on the throne.</w:t>
+        <w:t xml:space="preserve">— Genesis 2:15 (NASB)</w:t>
+      </w:r>
+    </w:p>
+    <w:p>
+      <w:pPr>
+        <w:spacing w:after="200" w:before="120" w:line="360" w:lineRule="auto"/>
+        <w:jc w:val="left"/>
+      </w:pPr>
+      <w:r>
+        <w:rPr>
+          <w:rFonts w:ascii="Georgia" w:hAnsi="Georgia" w:eastAsia="Georgia" w:cs="Georgia"/>
+          <w:sz w:val="24"/>
+          <w:szCs w:val="24"/>
+        </w:rPr>
+        <w:t xml:space="preserve">Work existed in paradise. It was part of God’s original design for human beings — not as a burden, but as a purpose. Adam was not placed in the garden to sit and watch things grow. He was placed there to cultivate and keep it. To tend it. To do something with it.</w:t>
+      </w:r>
+    </w:p>
+    <w:p>
+      <w:pPr>
+        <w:spacing w:after="200" w:before="120" w:line="360" w:lineRule="auto"/>
+        <w:jc w:val="left"/>
+      </w:pPr>
+      <w:r>
+        <w:rPr>
+          <w:rFonts w:ascii="Georgia" w:hAnsi="Georgia" w:eastAsia="Georgia" w:cs="Georgia"/>
+          <w:sz w:val="24"/>
+          <w:szCs w:val="24"/>
+        </w:rPr>
+        <w:t xml:space="preserve">Sin did not create work. Sin made work harder. The ground would now produce thorns and thistles (Genesis 3:17–18). The labor would now involve sweat and frustration. But work itself was there from the beginning — and it was good.</w:t>
+      </w:r>
+    </w:p>
+    <w:p>
+      <w:pPr>
+        <w:spacing w:after="200" w:before="120" w:line="360" w:lineRule="auto"/>
+        <w:jc w:val="left"/>
+      </w:pPr>
+      <w:r>
+        <w:rPr>
+          <w:rFonts w:ascii="Georgia" w:hAnsi="Georgia" w:eastAsia="Georgia" w:cs="Georgia"/>
+          <w:sz w:val="24"/>
+          <w:szCs w:val="24"/>
+        </w:rPr>
+        <w:t xml:space="preserve">This matters because if you think work is a curse, you will spend your life trying to avoid it. But if you understand that work is part of how God designed you to function, you will approach it completely differently. You were made to do something meaningful with your hands, your mind, and your time.</w:t>
       </w:r>
     </w:p>
     <w:p>
@@ -357,7 +403,7 @@
           <w:sz w:val="26"/>
           <w:szCs w:val="26"/>
         </w:rPr>
-        <w:t xml:space="preserve">Money is not the problem. Loving it is.</w:t>
+        <w:t xml:space="preserve">Work is not what happened because of the fall. Work is what God gave you before the fall.</w:t>
       </w:r>
     </w:p>
     <w:p>
@@ -388,63 +434,133 @@
           <w:sz w:val="30"/>
           <w:szCs w:val="30"/>
         </w:rPr>
-        <w:t xml:space="preserve">Women Who Used What They Had</w:t>
-      </w:r>
-    </w:p>
-    <w:p>
-      <w:pPr>
-        <w:spacing w:after="200" w:before="120" w:line="360" w:lineRule="auto"/>
-        <w:jc w:val="left"/>
-      </w:pPr>
-      <w:r>
-        <w:rPr>
-          <w:rFonts w:ascii="Georgia" w:hAnsi="Georgia" w:eastAsia="Georgia" w:cs="Georgia"/>
-          <w:sz w:val="24"/>
-          <w:szCs w:val="24"/>
-        </w:rPr>
-        <w:t xml:space="preserve">Scripture gives us real examples of women who had means and used them well — not for their own comfort, but for the work of the Lord.</w:t>
-      </w:r>
-    </w:p>
-    <w:p>
-      <w:pPr>
-        <w:spacing w:after="200" w:before="120" w:line="360" w:lineRule="auto"/>
-        <w:jc w:val="left"/>
-      </w:pPr>
-      <w:r>
-        <w:rPr>
-          <w:rFonts w:ascii="Georgia" w:hAnsi="Georgia" w:eastAsia="Georgia" w:cs="Georgia"/>
-          <w:sz w:val="24"/>
-          <w:szCs w:val="24"/>
-        </w:rPr>
-        <w:t xml:space="preserve">We have already met Lydia — the seller of purple fabrics who opened her home to the apostles and to the church at Philippi (Acts 16:14–15, 40). Her business funded her faithfulness. She did not hoard what she had earned. She put it to work for the kingdom.</w:t>
-      </w:r>
-    </w:p>
-    <w:p>
-      <w:pPr>
-        <w:spacing w:after="200" w:before="120" w:line="360" w:lineRule="auto"/>
-        <w:jc w:val="left"/>
-      </w:pPr>
-      <w:r>
-        <w:rPr>
-          <w:rFonts w:ascii="Georgia" w:hAnsi="Georgia" w:eastAsia="Georgia" w:cs="Georgia"/>
-          <w:sz w:val="24"/>
-          <w:szCs w:val="24"/>
-        </w:rPr>
-        <w:t xml:space="preserve">But Lydia was not the only one.</w:t>
-      </w:r>
-    </w:p>
-    <w:p>
-      <w:pPr>
-        <w:spacing w:after="200" w:before="120" w:line="360" w:lineRule="auto"/>
-        <w:jc w:val="left"/>
-      </w:pPr>
-      <w:r>
-        <w:rPr>
-          <w:rFonts w:ascii="Georgia" w:hAnsi="Georgia" w:eastAsia="Georgia" w:cs="Georgia"/>
-          <w:sz w:val="24"/>
-          <w:szCs w:val="24"/>
-        </w:rPr>
-        <w:t xml:space="preserve">Luke tells us something remarkable about the women who followed Jesus during His earthly ministry:</w:t>
+        <w:t xml:space="preserve">The Woman of Proverbs 31</w:t>
+      </w:r>
+    </w:p>
+    <w:p>
+      <w:pPr>
+        <w:spacing w:after="200" w:before="120" w:line="360" w:lineRule="auto"/>
+        <w:jc w:val="left"/>
+      </w:pPr>
+      <w:r>
+        <w:rPr>
+          <w:rFonts w:ascii="Georgia" w:hAnsi="Georgia" w:eastAsia="Georgia" w:cs="Georgia"/>
+          <w:sz w:val="24"/>
+          <w:szCs w:val="24"/>
+        </w:rPr>
+        <w:t xml:space="preserve">There is one passage in Scripture that gives us the most detailed portrait of a woman of excellence. It is Proverbs 31:10–31 — and it has been misunderstood almost as often as it has been quoted.</w:t>
+      </w:r>
+    </w:p>
+    <w:p>
+      <w:pPr>
+        <w:spacing w:after="200" w:before="120" w:line="360" w:lineRule="auto"/>
+        <w:jc w:val="left"/>
+      </w:pPr>
+      <w:r>
+        <w:rPr>
+          <w:rFonts w:ascii="Georgia" w:hAnsi="Georgia" w:eastAsia="Georgia" w:cs="Georgia"/>
+          <w:sz w:val="24"/>
+          <w:szCs w:val="24"/>
+        </w:rPr>
+        <w:t xml:space="preserve">Some women hear “Proverbs 31” and feel exhausted before they even open the text. They have been told it is an impossible standard — a superwoman checklist that no real person could live up to. Others have dismissed it as outdated, a relic of a culture that no longer exists.</w:t>
+      </w:r>
+    </w:p>
+    <w:p>
+      <w:pPr>
+        <w:spacing w:after="200" w:before="120" w:line="360" w:lineRule="auto"/>
+        <w:jc w:val="left"/>
+      </w:pPr>
+      <w:r>
+        <w:rPr>
+          <w:rFonts w:ascii="Georgia" w:hAnsi="Georgia" w:eastAsia="Georgia" w:cs="Georgia"/>
+          <w:sz w:val="24"/>
+          <w:szCs w:val="24"/>
+        </w:rPr>
+        <w:t xml:space="preserve">Both reactions miss the point.</w:t>
+      </w:r>
+    </w:p>
+    <w:p>
+      <w:pPr>
+        <w:spacing w:after="200" w:before="120" w:line="360" w:lineRule="auto"/>
+        <w:jc w:val="left"/>
+      </w:pPr>
+      <w:r>
+        <w:rPr>
+          <w:rFonts w:ascii="Georgia" w:hAnsi="Georgia" w:eastAsia="Georgia" w:cs="Georgia"/>
+          <w:sz w:val="24"/>
+          <w:szCs w:val="24"/>
+        </w:rPr>
+        <w:t xml:space="preserve">Proverbs 31 is not a checklist. It is a portrait. It was written as an acrostic poem — each verse beginning with a successive letter of the Hebrew alphabet — and it paints a picture of what a woman of noble character looks like in the full expression of her life. It is not a to-do list for tomorrow morning. It is a vision of a life well lived.</w:t>
+      </w:r>
+    </w:p>
+    <w:p>
+      <w:pPr>
+        <w:spacing w:after="200" w:before="120" w:line="360" w:lineRule="auto"/>
+        <w:jc w:val="left"/>
+      </w:pPr>
+      <w:r>
+        <w:rPr>
+          <w:rFonts w:ascii="Georgia" w:hAnsi="Georgia" w:eastAsia="Georgia" w:cs="Georgia"/>
+          <w:sz w:val="24"/>
+          <w:szCs w:val="24"/>
+        </w:rPr>
+        <w:t xml:space="preserve">And the first thing you notice when you actually read it is this: this woman works.</w:t>
+      </w:r>
+    </w:p>
+    <w:p>
+      <w:pPr>
+        <w:spacing w:after="200" w:before="120" w:line="360" w:lineRule="auto"/>
+        <w:jc w:val="left"/>
+      </w:pPr>
+      <w:r>
+        <w:rPr>
+          <w:rFonts w:ascii="Georgia" w:hAnsi="Georgia" w:eastAsia="Georgia" w:cs="Georgia"/>
+          <w:sz w:val="24"/>
+          <w:szCs w:val="24"/>
+        </w:rPr>
+        <w:t xml:space="preserve">She works hard. She works smart. She works with purpose.</w:t>
+      </w:r>
+    </w:p>
+    <w:p>
+      <w:pPr>
+        <w:spacing w:after="200" w:before="120" w:line="360" w:lineRule="auto"/>
+        <w:jc w:val="left"/>
+      </w:pPr>
+      <w:r>
+        <w:rPr>
+          <w:rFonts w:ascii="Georgia" w:hAnsi="Georgia" w:eastAsia="Georgia" w:cs="Georgia"/>
+          <w:sz w:val="24"/>
+          <w:szCs w:val="24"/>
+        </w:rPr>
+        <w:t xml:space="preserve">“She looks for wool and flax and works with her hands in delight” (Proverbs 31:13, NASB). “She is like merchant ships; she brings her food from afar” (Proverbs 31:14, NASB). “She rises also while it is still night and gives food to her household and portions to her maidens” (Proverbs 31:15, NASB). “She considers a field and buys it; from her earnings she plants a vineyard” (Proverbs 31:16, NASB). “She senses that her gain is good; her lamp does not go out at night” (Proverbs 31:18, NASB).</w:t>
+      </w:r>
+    </w:p>
+    <w:p>
+      <w:pPr>
+        <w:spacing w:after="200" w:before="120" w:line="360" w:lineRule="auto"/>
+        <w:jc w:val="left"/>
+      </w:pPr>
+      <w:r>
+        <w:rPr>
+          <w:rFonts w:ascii="Georgia" w:hAnsi="Georgia" w:eastAsia="Georgia" w:cs="Georgia"/>
+          <w:sz w:val="24"/>
+          <w:szCs w:val="24"/>
+        </w:rPr>
+        <w:t xml:space="preserve">This is not a passive woman waiting for someone else to provide for her. This is a woman who evaluates, invests, produces, manages, and creates. She runs a household, manages workers, makes business decisions, and provides for people who depend on her. She does it with excellence, and she does it with delight — not resentment.</w:t>
+      </w:r>
+    </w:p>
+    <w:p>
+      <w:pPr>
+        <w:spacing w:after="200" w:before="120" w:line="360" w:lineRule="auto"/>
+        <w:jc w:val="left"/>
+      </w:pPr>
+      <w:r>
+        <w:rPr>
+          <w:rFonts w:ascii="Georgia" w:hAnsi="Georgia" w:eastAsia="Georgia" w:cs="Georgia"/>
+          <w:sz w:val="24"/>
+          <w:szCs w:val="24"/>
+        </w:rPr>
+        <w:t xml:space="preserve">But here is what makes this portrait truly remarkable. After all the descriptions of her work, her business sense, and her industry, Proverbs tells us what actually defines her:</w:t>
       </w:r>
     </w:p>
     <w:p>
@@ -462,7 +578,7 @@
           <w:sz w:val="24"/>
           <w:szCs w:val="24"/>
         </w:rPr>
-        <w:t xml:space="preserve">“Soon afterwards, He began going around from one city and village to another, proclaiming and preaching the kingdom of God. The twelve were with Him, and also some women who had been healed of evil spirits and sicknesses: Mary who was called Magdalene, from whom seven demons had gone out, and Joanna the wife of Chuza, Herod’s steward, and Susanna, and many others who were contributing to their support out of their private means.”</w:t>
+        <w:t xml:space="preserve">“Strength and dignity are her clothing, and she smiles at the future. She opens her mouth in wisdom, and the teaching of kindness is on her tongue.”</w:t>
       </w:r>
     </w:p>
     <w:p>
@@ -478,63 +594,101 @@
           <w:sz w:val="22"/>
           <w:szCs w:val="22"/>
         </w:rPr>
-        <w:t xml:space="preserve">— Luke 8:1–3 (NASB)</w:t>
-      </w:r>
-    </w:p>
-    <w:p>
-      <w:pPr>
-        <w:spacing w:after="200" w:before="120" w:line="360" w:lineRule="auto"/>
-        <w:jc w:val="left"/>
-      </w:pPr>
-      <w:r>
-        <w:rPr>
-          <w:rFonts w:ascii="Georgia" w:hAnsi="Georgia" w:eastAsia="Georgia" w:cs="Georgia"/>
-          <w:sz w:val="24"/>
-          <w:szCs w:val="24"/>
-        </w:rPr>
-        <w:t xml:space="preserve">Read that carefully. Jesus and the twelve were traveling from city to city, preaching the kingdom of God. And the text says there were women — named women — who were contributing to their support out of their private means.</w:t>
-      </w:r>
-    </w:p>
-    <w:p>
-      <w:pPr>
-        <w:spacing w:after="200" w:before="120" w:line="360" w:lineRule="auto"/>
-        <w:jc w:val="left"/>
-      </w:pPr>
-      <w:r>
-        <w:rPr>
-          <w:rFonts w:ascii="Georgia" w:hAnsi="Georgia" w:eastAsia="Georgia" w:cs="Georgia"/>
-          <w:sz w:val="24"/>
-          <w:szCs w:val="24"/>
-        </w:rPr>
-        <w:t xml:space="preserve">Joanna was the wife of Chuza, who was Herod’s steward. This was not a woman of modest means. Her husband managed the finances of the royal household. She had access to wealth that most people in first-century Palestine could not imagine. And she used it — not to build a more comfortable life for herself, but to support the ministry of Jesus Christ.</w:t>
-      </w:r>
-    </w:p>
-    <w:p>
-      <w:pPr>
-        <w:spacing w:after="200" w:before="120" w:line="360" w:lineRule="auto"/>
-        <w:jc w:val="left"/>
-      </w:pPr>
-      <w:r>
-        <w:rPr>
-          <w:rFonts w:ascii="Georgia" w:hAnsi="Georgia" w:eastAsia="Georgia" w:cs="Georgia"/>
-          <w:sz w:val="24"/>
-          <w:szCs w:val="24"/>
-        </w:rPr>
-        <w:t xml:space="preserve">Mary Magdalene is named. Susanna is named. And then Luke adds, “and many others.” This was not one generous woman. It was a pattern — women who had resources and chose to pour them into the work of the Lord.</w:t>
-      </w:r>
-    </w:p>
-    <w:p>
-      <w:pPr>
-        <w:spacing w:after="200" w:before="120" w:line="360" w:lineRule="auto"/>
-        <w:jc w:val="left"/>
-      </w:pPr>
-      <w:r>
-        <w:rPr>
-          <w:rFonts w:ascii="Georgia" w:hAnsi="Georgia" w:eastAsia="Georgia" w:cs="Georgia"/>
-          <w:sz w:val="24"/>
-          <w:szCs w:val="24"/>
-        </w:rPr>
-        <w:t xml:space="preserve">These women understood something that many people never learn: what you have is not really yours. It was given to you. And the best thing you can do with it is give it back.</w:t>
+        <w:t xml:space="preserve">— Proverbs 31:25–26 (NASB)</w:t>
+      </w:r>
+    </w:p>
+    <w:p>
+      <w:pPr>
+        <w:spacing w:after="200" w:before="120" w:line="360" w:lineRule="auto"/>
+        <w:jc w:val="left"/>
+      </w:pPr>
+      <w:r>
+        <w:rPr>
+          <w:rFonts w:ascii="Georgia" w:hAnsi="Georgia" w:eastAsia="Georgia" w:cs="Georgia"/>
+          <w:sz w:val="24"/>
+          <w:szCs w:val="24"/>
+        </w:rPr>
+        <w:t xml:space="preserve">Her clothing is not her wardrobe. It is strength and dignity. Her identity is not built on what she produces — it is built on who she is. She smiles at the future because she has built something solid beneath her. Her work flows from her character, not the other way around.</w:t>
+      </w:r>
+    </w:p>
+    <w:p>
+      <w:pPr>
+        <w:spacing w:after="200" w:before="120" w:line="360" w:lineRule="auto"/>
+        <w:jc w:val="left"/>
+      </w:pPr>
+      <w:r>
+        <w:rPr>
+          <w:rFonts w:ascii="Georgia" w:hAnsi="Georgia" w:eastAsia="Georgia" w:cs="Georgia"/>
+          <w:sz w:val="24"/>
+          <w:szCs w:val="24"/>
+        </w:rPr>
+        <w:t xml:space="preserve">And the passage closes with this:</w:t>
+      </w:r>
+    </w:p>
+    <w:p>
+      <w:pPr>
+        <w:spacing w:after="120" w:before="360" w:line="360" w:lineRule="auto"/>
+        <w:ind w:left="720" w:right="720"/>
+        <w:jc w:val="left"/>
+      </w:pPr>
+      <w:r>
+        <w:rPr>
+          <w:rFonts w:ascii="Georgia" w:hAnsi="Georgia" w:eastAsia="Georgia" w:cs="Georgia"/>
+          <w:i/>
+          <w:iCs/>
+          <w:color w:val="2C3E50"/>
+          <w:sz w:val="24"/>
+          <w:szCs w:val="24"/>
+        </w:rPr>
+        <w:t xml:space="preserve">“Charm is deceitful and beauty is vain, but a woman who fears the LORD, she shall be praised. Give her the product of her hands, and let her works praise her in the gates.”</w:t>
+      </w:r>
+    </w:p>
+    <w:p>
+      <w:pPr>
+        <w:spacing w:after="360" w:before="0"/>
+        <w:ind w:right="720"/>
+        <w:jc w:val="right"/>
+      </w:pPr>
+      <w:r>
+        <w:rPr>
+          <w:rFonts w:ascii="Georgia" w:hAnsi="Georgia" w:eastAsia="Georgia" w:cs="Georgia"/>
+          <w:color w:val="8B7355"/>
+          <w:sz w:val="22"/>
+          <w:szCs w:val="22"/>
+        </w:rPr>
+        <w:t xml:space="preserve">— Proverbs 31:30–31 (NASB)</w:t>
+      </w:r>
+    </w:p>
+    <w:p>
+      <w:pPr>
+        <w:spacing w:after="200" w:before="120" w:line="360" w:lineRule="auto"/>
+        <w:jc w:val="left"/>
+      </w:pPr>
+      <w:r>
+        <w:rPr>
+          <w:rFonts w:ascii="Georgia" w:hAnsi="Georgia" w:eastAsia="Georgia" w:cs="Georgia"/>
+          <w:sz w:val="24"/>
+          <w:szCs w:val="24"/>
+        </w:rPr>
+        <w:t xml:space="preserve">The world says charm and beauty are what matter. God says they are deceitful and vain. What matters is the fear of the Lord — and the work that flows from it. </w:t>
+      </w:r>
+      <w:r>
+        <w:rPr>
+          <w:rFonts w:ascii="Georgia" w:hAnsi="Georgia" w:eastAsia="Georgia" w:cs="Georgia"/>
+          <w:i/>
+          <w:iCs/>
+          <w:sz w:val="24"/>
+          <w:szCs w:val="24"/>
+        </w:rPr>
+        <w:t xml:space="preserve">Let her works praise her.</w:t>
+      </w:r>
+      <w:r>
+        <w:rPr>
+          <w:rFonts w:ascii="Georgia" w:hAnsi="Georgia" w:eastAsia="Georgia" w:cs="Georgia"/>
+          <w:sz w:val="24"/>
+          <w:szCs w:val="24"/>
+        </w:rPr>
+        <w:t xml:space="preserve"> Not her appearance. Not her following. Not her brand. Her works.</w:t>
       </w:r>
     </w:p>
     <w:p>
@@ -553,7 +707,7 @@
           <w:sz w:val="26"/>
           <w:szCs w:val="26"/>
         </w:rPr>
-        <w:t xml:space="preserve">Joanna had the means of a royal household. She spent them on the kingdom of God.</w:t>
+        <w:t xml:space="preserve">The Proverbs 31 woman is not an impossible standard. She is a woman who fears God and works like it matters.</w:t>
       </w:r>
     </w:p>
     <w:p>
@@ -584,21 +738,63 @@
           <w:sz w:val="30"/>
           <w:szCs w:val="30"/>
         </w:rPr>
-        <w:t xml:space="preserve">The Widow’s Two Coins</w:t>
-      </w:r>
-    </w:p>
-    <w:p>
-      <w:pPr>
-        <w:spacing w:after="200" w:before="120" w:line="360" w:lineRule="auto"/>
-        <w:jc w:val="left"/>
-      </w:pPr>
-      <w:r>
-        <w:rPr>
-          <w:rFonts w:ascii="Georgia" w:hAnsi="Georgia" w:eastAsia="Georgia" w:cs="Georgia"/>
-          <w:sz w:val="24"/>
-          <w:szCs w:val="24"/>
-        </w:rPr>
-        <w:t xml:space="preserve">There is another woman in Scripture whose story about money is even more striking — and she is never named.</w:t>
+        <w:t xml:space="preserve">Lydia: A Woman Who Worked and Served</w:t>
+      </w:r>
+    </w:p>
+    <w:p>
+      <w:pPr>
+        <w:spacing w:after="200" w:before="120" w:line="360" w:lineRule="auto"/>
+        <w:jc w:val="left"/>
+      </w:pPr>
+      <w:r>
+        <w:rPr>
+          <w:rFonts w:ascii="Georgia" w:hAnsi="Georgia" w:eastAsia="Georgia" w:cs="Georgia"/>
+          <w:sz w:val="24"/>
+          <w:szCs w:val="24"/>
+        </w:rPr>
+        <w:t xml:space="preserve">Proverbs 31 gives us the portrait. The book of Acts gives us a real woman who lived it.</w:t>
+      </w:r>
+    </w:p>
+    <w:p>
+      <w:pPr>
+        <w:spacing w:after="200" w:before="120" w:line="360" w:lineRule="auto"/>
+        <w:jc w:val="left"/>
+      </w:pPr>
+      <w:r>
+        <w:rPr>
+          <w:rFonts w:ascii="Georgia" w:hAnsi="Georgia" w:eastAsia="Georgia" w:cs="Georgia"/>
+          <w:sz w:val="24"/>
+          <w:szCs w:val="24"/>
+        </w:rPr>
+        <w:t xml:space="preserve">Her name was Lydia, and she was a seller of purple fabrics from the city of Thyatira. We meet her in Acts 16, when Paul arrived in the city of Philippi on his second missionary journey.</w:t>
+      </w:r>
+    </w:p>
+    <w:p>
+      <w:pPr>
+        <w:spacing w:after="200" w:before="120" w:line="360" w:lineRule="auto"/>
+        <w:jc w:val="left"/>
+      </w:pPr>
+      <w:r>
+        <w:rPr>
+          <w:rFonts w:ascii="Georgia" w:hAnsi="Georgia" w:eastAsia="Georgia" w:cs="Georgia"/>
+          <w:sz w:val="24"/>
+          <w:szCs w:val="24"/>
+        </w:rPr>
+        <w:t xml:space="preserve">Purple fabric was a luxury good in the ancient world. The dye was expensive, the process was laborious, and the customers were wealthy. Lydia was not running a small market stall. She was a businesswoman — and a successful one.</w:t>
+      </w:r>
+    </w:p>
+    <w:p>
+      <w:pPr>
+        <w:spacing w:after="200" w:before="120" w:line="360" w:lineRule="auto"/>
+        <w:jc w:val="left"/>
+      </w:pPr>
+      <w:r>
+        <w:rPr>
+          <w:rFonts w:ascii="Georgia" w:hAnsi="Georgia" w:eastAsia="Georgia" w:cs="Georgia"/>
+          <w:sz w:val="24"/>
+          <w:szCs w:val="24"/>
+        </w:rPr>
+        <w:t xml:space="preserve">But what matters most about Lydia is not her business. It is what she did with it.</w:t>
       </w:r>
     </w:p>
     <w:p>
@@ -616,7 +812,7 @@
           <w:sz w:val="24"/>
           <w:szCs w:val="24"/>
         </w:rPr>
-        <w:t xml:space="preserve">“And He sat down opposite the treasury, and began observing how the people were putting money into the treasury; and many rich people were putting in large sums. A poor widow came and put in two small copper coins, which amount to a cent. Calling His disciples to Him, He said to them, ‘Truly I say to you, this poor widow put in more than all the contributors to the treasury; for they all put in out of their surplus, but she, out of her poverty, put in all she owned, all she had to live on.’”</w:t>
+        <w:t xml:space="preserve">“A woman named Lydia, from the city of Thyatira, a seller of purple fabrics, a worshiper of God, was listening; and the Lord opened her heart to respond to the things spoken by Paul. And when she and her household had been baptized, she urged us, saying, ‘If you have judged me to be faithful to the Lord, come into my house and stay.’ And she prevailed upon us.”</w:t>
       </w:r>
     </w:p>
     <w:p>
@@ -632,81 +828,63 @@
           <w:sz w:val="22"/>
           <w:szCs w:val="22"/>
         </w:rPr>
-        <w:t xml:space="preserve">— Mark 12:41–44 (NASB)</w:t>
-      </w:r>
-    </w:p>
-    <w:p>
-      <w:pPr>
-        <w:spacing w:after="200" w:before="120" w:line="360" w:lineRule="auto"/>
-        <w:jc w:val="left"/>
-      </w:pPr>
-      <w:r>
-        <w:rPr>
-          <w:rFonts w:ascii="Georgia" w:hAnsi="Georgia" w:eastAsia="Georgia" w:cs="Georgia"/>
-          <w:sz w:val="24"/>
-          <w:szCs w:val="24"/>
-        </w:rPr>
-        <w:t xml:space="preserve">Jesus was watching the treasury — not the amounts going in, but </w:t>
-      </w:r>
-      <w:r>
-        <w:rPr>
-          <w:rFonts w:ascii="Georgia" w:hAnsi="Georgia" w:eastAsia="Georgia" w:cs="Georgia"/>
-          <w:i/>
-          <w:iCs/>
-          <w:sz w:val="24"/>
-          <w:szCs w:val="24"/>
-        </w:rPr>
-        <w:t xml:space="preserve">how</w:t>
-      </w:r>
-      <w:r>
-        <w:rPr>
-          <w:rFonts w:ascii="Georgia" w:hAnsi="Georgia" w:eastAsia="Georgia" w:cs="Georgia"/>
-          <w:sz w:val="24"/>
-          <w:szCs w:val="24"/>
-        </w:rPr>
-        <w:t xml:space="preserve"> people were giving. The rich put in large sums, and nobody questioned their generosity. But it was the widow — the woman with two small copper coins — who caught His attention.</w:t>
-      </w:r>
-    </w:p>
-    <w:p>
-      <w:pPr>
-        <w:spacing w:after="200" w:before="120" w:line="360" w:lineRule="auto"/>
-        <w:jc w:val="left"/>
-      </w:pPr>
-      <w:r>
-        <w:rPr>
-          <w:rFonts w:ascii="Georgia" w:hAnsi="Georgia" w:eastAsia="Georgia" w:cs="Georgia"/>
-          <w:sz w:val="24"/>
-          <w:szCs w:val="24"/>
-        </w:rPr>
-        <w:t xml:space="preserve">Why? Because she gave everything. The rich gave out of their surplus. She gave out of her poverty. They gave what they would never miss. She gave what she could not afford to lose.</w:t>
-      </w:r>
-    </w:p>
-    <w:p>
-      <w:pPr>
-        <w:spacing w:after="200" w:before="120" w:line="360" w:lineRule="auto"/>
-        <w:jc w:val="left"/>
-      </w:pPr>
-      <w:r>
-        <w:rPr>
-          <w:rFonts w:ascii="Georgia" w:hAnsi="Georgia" w:eastAsia="Georgia" w:cs="Georgia"/>
-          <w:sz w:val="24"/>
-          <w:szCs w:val="24"/>
-        </w:rPr>
-        <w:t xml:space="preserve">Jesus did not measure generosity by the amount. He measured it by the cost.</w:t>
-      </w:r>
-    </w:p>
-    <w:p>
-      <w:pPr>
-        <w:spacing w:after="200" w:before="120" w:line="360" w:lineRule="auto"/>
-        <w:jc w:val="left"/>
-      </w:pPr>
-      <w:r>
-        <w:rPr>
-          <w:rFonts w:ascii="Georgia" w:hAnsi="Georgia" w:eastAsia="Georgia" w:cs="Georgia"/>
-          <w:sz w:val="24"/>
-          <w:szCs w:val="24"/>
-        </w:rPr>
-        <w:t xml:space="preserve">This matters for you right now, even if you do not have much. You do not need to be wealthy to be generous. Generosity is not about the size of the gift. It is about the size of the sacrifice. The question is not “how much did you give?” The question is “what did it cost you?”</w:t>
+        <w:t xml:space="preserve">— Acts 16:14–15 (NASB)</w:t>
+      </w:r>
+    </w:p>
+    <w:p>
+      <w:pPr>
+        <w:spacing w:after="200" w:before="120" w:line="360" w:lineRule="auto"/>
+        <w:jc w:val="left"/>
+      </w:pPr>
+      <w:r>
+        <w:rPr>
+          <w:rFonts w:ascii="Georgia" w:hAnsi="Georgia" w:eastAsia="Georgia" w:cs="Georgia"/>
+          <w:sz w:val="24"/>
+          <w:szCs w:val="24"/>
+        </w:rPr>
+        <w:t xml:space="preserve">Notice what happened. Lydia heard the gospel, responded to it, was baptized — and immediately opened her home. She took her resources, her success, and her household, and she put them all in service to the Lord and to the church.</w:t>
+      </w:r>
+    </w:p>
+    <w:p>
+      <w:pPr>
+        <w:spacing w:after="200" w:before="120" w:line="360" w:lineRule="auto"/>
+        <w:jc w:val="left"/>
+      </w:pPr>
+      <w:r>
+        <w:rPr>
+          <w:rFonts w:ascii="Georgia" w:hAnsi="Georgia" w:eastAsia="Georgia" w:cs="Georgia"/>
+          <w:sz w:val="24"/>
+          <w:szCs w:val="24"/>
+        </w:rPr>
+        <w:t xml:space="preserve">And this was not a one-time gesture. Later in the same chapter, after Paul and Silas had been beaten and imprisoned and miraculously released, Luke tells us where they went: “They went out of the prison and entered the house of Lydia, and when they saw the brethren, they encouraged them and departed” (Acts 16:40, NASB).</w:t>
+      </w:r>
+    </w:p>
+    <w:p>
+      <w:pPr>
+        <w:spacing w:after="200" w:before="120" w:line="360" w:lineRule="auto"/>
+        <w:jc w:val="left"/>
+      </w:pPr>
+      <w:r>
+        <w:rPr>
+          <w:rFonts w:ascii="Georgia" w:hAnsi="Georgia" w:eastAsia="Georgia" w:cs="Georgia"/>
+          <w:sz w:val="24"/>
+          <w:szCs w:val="24"/>
+        </w:rPr>
+        <w:t xml:space="preserve">The brethren were gathering at Lydia’s house. Her home had become a meeting place for the church. Her work had funded it. Her hospitality had opened it. Her faith had made it possible.</w:t>
+      </w:r>
+    </w:p>
+    <w:p>
+      <w:pPr>
+        <w:spacing w:after="200" w:before="120" w:line="360" w:lineRule="auto"/>
+        <w:jc w:val="left"/>
+      </w:pPr>
+      <w:r>
+        <w:rPr>
+          <w:rFonts w:ascii="Georgia" w:hAnsi="Georgia" w:eastAsia="Georgia" w:cs="Georgia"/>
+          <w:sz w:val="24"/>
+          <w:szCs w:val="24"/>
+        </w:rPr>
+        <w:t xml:space="preserve">Lydia did not separate her work from her faith. She used one to serve the other. She worked hard in her trade, and she worked just as hard for the Lord.</w:t>
       </w:r>
     </w:p>
     <w:p>
@@ -725,7 +903,7 @@
           <w:sz w:val="26"/>
           <w:szCs w:val="26"/>
         </w:rPr>
-        <w:t xml:space="preserve">God does not measure your generosity by what you gave. He measures it by what you kept.</w:t>
+        <w:t xml:space="preserve">Lydia’s work gave her the means. Her faith gave her the purpose. She used both.</w:t>
       </w:r>
     </w:p>
     <w:p>
@@ -756,63 +934,35 @@
           <w:sz w:val="30"/>
           <w:szCs w:val="30"/>
         </w:rPr>
-        <w:t xml:space="preserve">Contentment: The War You Will Fight</w:t>
-      </w:r>
-    </w:p>
-    <w:p>
-      <w:pPr>
-        <w:spacing w:after="200" w:before="120" w:line="360" w:lineRule="auto"/>
-        <w:jc w:val="left"/>
-      </w:pPr>
-      <w:r>
-        <w:rPr>
-          <w:rFonts w:ascii="Georgia" w:hAnsi="Georgia" w:eastAsia="Georgia" w:cs="Georgia"/>
-          <w:sz w:val="24"/>
-          <w:szCs w:val="24"/>
-        </w:rPr>
-        <w:t xml:space="preserve">If money is a test, contentment is how you pass it.</w:t>
-      </w:r>
-    </w:p>
-    <w:p>
-      <w:pPr>
-        <w:spacing w:after="200" w:before="120" w:line="360" w:lineRule="auto"/>
-        <w:jc w:val="left"/>
-      </w:pPr>
-      <w:r>
-        <w:rPr>
-          <w:rFonts w:ascii="Georgia" w:hAnsi="Georgia" w:eastAsia="Georgia" w:cs="Georgia"/>
-          <w:sz w:val="24"/>
-          <w:szCs w:val="24"/>
-        </w:rPr>
-        <w:t xml:space="preserve">The world will spend your entire life trying to convince you that you do not have enough. That is not an accident. It is a business model. Every advertisement, every influencer, every “must-have” product is designed to create a feeling of lack — to make you believe that whatever you have right now is not sufficient.</w:t>
-      </w:r>
-    </w:p>
-    <w:p>
-      <w:pPr>
-        <w:spacing w:after="200" w:before="120" w:line="360" w:lineRule="auto"/>
-        <w:jc w:val="left"/>
-      </w:pPr>
-      <w:r>
-        <w:rPr>
-          <w:rFonts w:ascii="Georgia" w:hAnsi="Georgia" w:eastAsia="Georgia" w:cs="Georgia"/>
-          <w:sz w:val="24"/>
-          <w:szCs w:val="24"/>
-        </w:rPr>
-        <w:t xml:space="preserve">It is a lie. And if you believe it, you will spend your life chasing something that keeps moving.</w:t>
-      </w:r>
-    </w:p>
-    <w:p>
-      <w:pPr>
-        <w:spacing w:after="200" w:before="120" w:line="360" w:lineRule="auto"/>
-        <w:jc w:val="left"/>
-      </w:pPr>
-      <w:r>
-        <w:rPr>
-          <w:rFonts w:ascii="Georgia" w:hAnsi="Georgia" w:eastAsia="Georgia" w:cs="Georgia"/>
-          <w:sz w:val="24"/>
-          <w:szCs w:val="24"/>
-        </w:rPr>
-        <w:t xml:space="preserve">Paul understood this. He had lived with abundance and he had lived with nothing, and he said something extraordinary:</w:t>
+        <w:t xml:space="preserve">The Problem with Laziness</w:t>
+      </w:r>
+    </w:p>
+    <w:p>
+      <w:pPr>
+        <w:spacing w:after="200" w:before="120" w:line="360" w:lineRule="auto"/>
+        <w:jc w:val="left"/>
+      </w:pPr>
+      <w:r>
+        <w:rPr>
+          <w:rFonts w:ascii="Georgia" w:hAnsi="Georgia" w:eastAsia="Georgia" w:cs="Georgia"/>
+          <w:sz w:val="24"/>
+          <w:szCs w:val="24"/>
+        </w:rPr>
+        <w:t xml:space="preserve">Scripture has nothing good to say about laziness. Nothing.</w:t>
+      </w:r>
+    </w:p>
+    <w:p>
+      <w:pPr>
+        <w:spacing w:after="200" w:before="120" w:line="360" w:lineRule="auto"/>
+        <w:jc w:val="left"/>
+      </w:pPr>
+      <w:r>
+        <w:rPr>
+          <w:rFonts w:ascii="Georgia" w:hAnsi="Georgia" w:eastAsia="Georgia" w:cs="Georgia"/>
+          <w:sz w:val="24"/>
+          <w:szCs w:val="24"/>
+        </w:rPr>
+        <w:t xml:space="preserve">The book of Proverbs is especially blunt:</w:t>
       </w:r>
     </w:p>
     <w:p>
@@ -830,7 +980,7 @@
           <w:sz w:val="24"/>
           <w:szCs w:val="24"/>
         </w:rPr>
-        <w:t xml:space="preserve">“Not that I speak from want, for I have learned to be content in whatever circumstances I am. I know how to get along with humble means, and I also know how to live in prosperity; in any and every circumstance I have learned the secret of being filled and going hungry, both of having abundance and suffering need. I can do all things through Him who strengthens me.”</w:t>
+        <w:t xml:space="preserve">“How long will you lie down, O sluggard? When will you arise from your sleep? A little sleep, a little slumber, a little folding of the hands to rest — your poverty will come in like a vagabond and your need like an armed man.”</w:t>
       </w:r>
     </w:p>
     <w:p>
@@ -846,81 +996,49 @@
           <w:sz w:val="22"/>
           <w:szCs w:val="22"/>
         </w:rPr>
-        <w:t xml:space="preserve">— Philippians 4:11–13 (NASB)</w:t>
-      </w:r>
-    </w:p>
-    <w:p>
-      <w:pPr>
-        <w:spacing w:after="200" w:before="120" w:line="360" w:lineRule="auto"/>
-        <w:jc w:val="left"/>
-      </w:pPr>
-      <w:r>
-        <w:rPr>
-          <w:rFonts w:ascii="Georgia" w:hAnsi="Georgia" w:eastAsia="Georgia" w:cs="Georgia"/>
-          <w:sz w:val="24"/>
-          <w:szCs w:val="24"/>
-        </w:rPr>
-        <w:t xml:space="preserve">Notice that contentment was something Paul </w:t>
-      </w:r>
-      <w:r>
-        <w:rPr>
-          <w:rFonts w:ascii="Georgia" w:hAnsi="Georgia" w:eastAsia="Georgia" w:cs="Georgia"/>
-          <w:i/>
-          <w:iCs/>
-          <w:sz w:val="24"/>
-          <w:szCs w:val="24"/>
-        </w:rPr>
-        <w:t xml:space="preserve">learned.</w:t>
-      </w:r>
-      <w:r>
-        <w:rPr>
-          <w:rFonts w:ascii="Georgia" w:hAnsi="Georgia" w:eastAsia="Georgia" w:cs="Georgia"/>
-          <w:sz w:val="24"/>
-          <w:szCs w:val="24"/>
-        </w:rPr>
-        <w:t xml:space="preserve"> It did not come naturally to him any more than it comes naturally to you. It was a discipline — a practice — something he had to work at. And notice where his contentment came from: not from having enough money, but from Christ who strengthened him.</w:t>
-      </w:r>
-    </w:p>
-    <w:p>
-      <w:pPr>
-        <w:spacing w:after="200" w:before="120" w:line="360" w:lineRule="auto"/>
-        <w:jc w:val="left"/>
-      </w:pPr>
-      <w:r>
-        <w:rPr>
-          <w:rFonts w:ascii="Georgia" w:hAnsi="Georgia" w:eastAsia="Georgia" w:cs="Georgia"/>
-          <w:sz w:val="24"/>
-          <w:szCs w:val="24"/>
-        </w:rPr>
-        <w:t xml:space="preserve">That last verse — “I can do all things through Him who strengthens me” — is one of the most misused verses in the Bible. People put it on coffee cups and gym shirts as if Paul were talking about winning games or getting promotions. He was not. He was talking about contentment. He was saying: through Christ, I can be content whether I have much or little. That is the “all things” he is talking about.</w:t>
-      </w:r>
-    </w:p>
-    <w:p>
-      <w:pPr>
-        <w:spacing w:after="200" w:before="120" w:line="360" w:lineRule="auto"/>
-        <w:jc w:val="left"/>
-      </w:pPr>
-      <w:r>
-        <w:rPr>
-          <w:rFonts w:ascii="Georgia" w:hAnsi="Georgia" w:eastAsia="Georgia" w:cs="Georgia"/>
-          <w:sz w:val="24"/>
-          <w:szCs w:val="24"/>
-        </w:rPr>
-        <w:t xml:space="preserve">Contentment is not about having everything you want. It is about wanting what you have — because you trust the God who gave it to you.</w:t>
-      </w:r>
-    </w:p>
-    <w:p>
-      <w:pPr>
-        <w:spacing w:after="200" w:before="120" w:line="360" w:lineRule="auto"/>
-        <w:jc w:val="left"/>
-      </w:pPr>
-      <w:r>
-        <w:rPr>
-          <w:rFonts w:ascii="Georgia" w:hAnsi="Georgia" w:eastAsia="Georgia" w:cs="Georgia"/>
-          <w:sz w:val="24"/>
-          <w:szCs w:val="24"/>
-        </w:rPr>
-        <w:t xml:space="preserve">The writer of Hebrews puts it plainly:</w:t>
+        <w:t xml:space="preserve">— Proverbs 6:9–11 (NASB)</w:t>
+      </w:r>
+    </w:p>
+    <w:p>
+      <w:pPr>
+        <w:spacing w:after="200" w:before="120" w:line="360" w:lineRule="auto"/>
+        <w:jc w:val="left"/>
+      </w:pPr>
+      <w:r>
+        <w:rPr>
+          <w:rFonts w:ascii="Georgia" w:hAnsi="Georgia" w:eastAsia="Georgia" w:cs="Georgia"/>
+          <w:sz w:val="24"/>
+          <w:szCs w:val="24"/>
+        </w:rPr>
+        <w:t xml:space="preserve">This is not gentle advice. It is a warning. Laziness leads somewhere — and that somewhere is poverty, dependence, and regret. A little sleep. A little slumber. A little folding of the hands. It does not feel like a catastrophic decision in the moment. It feels like rest. But it adds up.</w:t>
+      </w:r>
+    </w:p>
+    <w:p>
+      <w:pPr>
+        <w:spacing w:after="200" w:before="120" w:line="360" w:lineRule="auto"/>
+        <w:jc w:val="left"/>
+      </w:pPr>
+      <w:r>
+        <w:rPr>
+          <w:rFonts w:ascii="Georgia" w:hAnsi="Georgia" w:eastAsia="Georgia" w:cs="Georgia"/>
+          <w:sz w:val="24"/>
+          <w:szCs w:val="24"/>
+        </w:rPr>
+        <w:t xml:space="preserve">The culture around you will not help with this. The world is full of messages that tell you rest is resistance, that ambition is toxic, that you deserve to take it easy. And while rest is genuinely important — God Himself rested on the seventh day — there is a difference between rest and laziness. Rest is what you earn after working hard. Laziness is what you choose instead of working at all.</w:t>
+      </w:r>
+    </w:p>
+    <w:p>
+      <w:pPr>
+        <w:spacing w:after="200" w:before="120" w:line="360" w:lineRule="auto"/>
+        <w:jc w:val="left"/>
+      </w:pPr>
+      <w:r>
+        <w:rPr>
+          <w:rFonts w:ascii="Georgia" w:hAnsi="Georgia" w:eastAsia="Georgia" w:cs="Georgia"/>
+          <w:sz w:val="24"/>
+          <w:szCs w:val="24"/>
+        </w:rPr>
+        <w:t xml:space="preserve">Paul was direct with the Thessalonians on this point:</w:t>
       </w:r>
     </w:p>
     <w:p>
@@ -938,7 +1056,7 @@
           <w:sz w:val="24"/>
           <w:szCs w:val="24"/>
         </w:rPr>
-        <w:t xml:space="preserve">“Make sure that your character is free from the love of money, being content with what you have; for He Himself has said, ‘I will never desert you, nor will I ever forsake you.’”</w:t>
+        <w:t xml:space="preserve">“For even when we were with you, we used to give you this order: if anyone is not willing to work, then he is not to eat, either.”</w:t>
       </w:r>
     </w:p>
     <w:p>
@@ -954,21 +1072,35 @@
           <w:sz w:val="22"/>
           <w:szCs w:val="22"/>
         </w:rPr>
-        <w:t xml:space="preserve">— Hebrews 13:5 (NASB)</w:t>
-      </w:r>
-    </w:p>
-    <w:p>
-      <w:pPr>
-        <w:spacing w:after="200" w:before="120" w:line="360" w:lineRule="auto"/>
-        <w:jc w:val="left"/>
-      </w:pPr>
-      <w:r>
-        <w:rPr>
-          <w:rFonts w:ascii="Georgia" w:hAnsi="Georgia" w:eastAsia="Georgia" w:cs="Georgia"/>
-          <w:sz w:val="24"/>
-          <w:szCs w:val="24"/>
-        </w:rPr>
-        <w:t xml:space="preserve">The cure for the love of money is not poverty. It is the promise of God’s presence. He will never leave you. He will never forsake you. When you believe that — really believe it — the grip that money has on your heart begins to loosen.</w:t>
+        <w:t xml:space="preserve">— 2 Thessalonians 3:10 (NASB)</w:t>
+      </w:r>
+    </w:p>
+    <w:p>
+      <w:pPr>
+        <w:spacing w:after="200" w:before="120" w:line="360" w:lineRule="auto"/>
+        <w:jc w:val="left"/>
+      </w:pPr>
+      <w:r>
+        <w:rPr>
+          <w:rFonts w:ascii="Georgia" w:hAnsi="Georgia" w:eastAsia="Georgia" w:cs="Georgia"/>
+          <w:sz w:val="24"/>
+          <w:szCs w:val="24"/>
+        </w:rPr>
+        <w:t xml:space="preserve">That sounds harsh to modern ears. But Paul was addressing a real problem in the church — people who had stopped working and were living off the generosity of others while contributing nothing. He called it what it was: disorder. And he told the church not to enable it.</w:t>
+      </w:r>
+    </w:p>
+    <w:p>
+      <w:pPr>
+        <w:spacing w:after="200" w:before="120" w:line="360" w:lineRule="auto"/>
+        <w:jc w:val="left"/>
+      </w:pPr>
+      <w:r>
+        <w:rPr>
+          <w:rFonts w:ascii="Georgia" w:hAnsi="Georgia" w:eastAsia="Georgia" w:cs="Georgia"/>
+          <w:sz w:val="24"/>
+          <w:szCs w:val="24"/>
+        </w:rPr>
+        <w:t xml:space="preserve">You do not want to be the woman who expects others to carry what she is able to carry herself. You do not want to be the woman who waits for someone else to build the life she should be building. That is not strength. That is not dignity. That is something less than what God made you for.</w:t>
       </w:r>
     </w:p>
     <w:p>
@@ -987,7 +1119,7 @@
           <w:sz w:val="26"/>
           <w:szCs w:val="26"/>
         </w:rPr>
-        <w:t xml:space="preserve">Contentment is not having everything you want. It is trusting the God who gives you what you need.</w:t>
+        <w:t xml:space="preserve">Laziness does not look like a disaster until you look up one day and realize what it has cost you.</w:t>
       </w:r>
     </w:p>
     <w:p>
@@ -1018,49 +1150,77 @@
           <w:sz w:val="30"/>
           <w:szCs w:val="30"/>
         </w:rPr>
-        <w:t xml:space="preserve">Generosity: The Antidote</w:t>
-      </w:r>
-    </w:p>
-    <w:p>
-      <w:pPr>
-        <w:spacing w:after="200" w:before="120" w:line="360" w:lineRule="auto"/>
-        <w:jc w:val="left"/>
-      </w:pPr>
-      <w:r>
-        <w:rPr>
-          <w:rFonts w:ascii="Georgia" w:hAnsi="Georgia" w:eastAsia="Georgia" w:cs="Georgia"/>
-          <w:sz w:val="24"/>
-          <w:szCs w:val="24"/>
-        </w:rPr>
-        <w:t xml:space="preserve">If the love of money is a disease, generosity is the cure.</w:t>
-      </w:r>
-    </w:p>
-    <w:p>
-      <w:pPr>
-        <w:spacing w:after="200" w:before="120" w:line="360" w:lineRule="auto"/>
-        <w:jc w:val="left"/>
-      </w:pPr>
-      <w:r>
-        <w:rPr>
-          <w:rFonts w:ascii="Georgia" w:hAnsi="Georgia" w:eastAsia="Georgia" w:cs="Georgia"/>
-          <w:sz w:val="24"/>
-          <w:szCs w:val="24"/>
-        </w:rPr>
-        <w:t xml:space="preserve">There is something that happens inside you when you give. Not because giving earns you anything with God — it does not. Salvation is a gift, not a transaction. But giving breaks the power that money wants to hold over your heart. When you give freely, you declare that your security is not in the money. It is in God.</w:t>
-      </w:r>
-    </w:p>
-    <w:p>
-      <w:pPr>
-        <w:spacing w:after="200" w:before="120" w:line="360" w:lineRule="auto"/>
-        <w:jc w:val="left"/>
-      </w:pPr>
-      <w:r>
-        <w:rPr>
-          <w:rFonts w:ascii="Georgia" w:hAnsi="Georgia" w:eastAsia="Georgia" w:cs="Georgia"/>
-          <w:sz w:val="24"/>
-          <w:szCs w:val="24"/>
-        </w:rPr>
-        <w:t xml:space="preserve">Paul encouraged the church at Corinth with this principle:</w:t>
+        <w:t xml:space="preserve">What Excellent Work Looks Like</w:t>
+      </w:r>
+    </w:p>
+    <w:p>
+      <w:pPr>
+        <w:spacing w:after="200" w:before="120" w:line="360" w:lineRule="auto"/>
+        <w:jc w:val="left"/>
+      </w:pPr>
+      <w:r>
+        <w:rPr>
+          <w:rFonts w:ascii="Georgia" w:hAnsi="Georgia" w:eastAsia="Georgia" w:cs="Georgia"/>
+          <w:sz w:val="24"/>
+          <w:szCs w:val="24"/>
+        </w:rPr>
+        <w:t xml:space="preserve">So what does it actually look like to work with excellence?</w:t>
+      </w:r>
+    </w:p>
+    <w:p>
+      <w:pPr>
+        <w:spacing w:after="200" w:before="120" w:line="360" w:lineRule="auto"/>
+        <w:jc w:val="left"/>
+      </w:pPr>
+      <w:r>
+        <w:rPr>
+          <w:rFonts w:ascii="Georgia" w:hAnsi="Georgia" w:eastAsia="Georgia" w:cs="Georgia"/>
+          <w:sz w:val="24"/>
+          <w:szCs w:val="24"/>
+        </w:rPr>
+        <w:t xml:space="preserve">It starts with the small things. The homework you finish with care instead of rushing through. The job you show up to on time, every time, whether anyone notices or not. The task you complete thoroughly instead of cutting corners. The commitment you keep even when you no longer feel like it.</w:t>
+      </w:r>
+    </w:p>
+    <w:p>
+      <w:pPr>
+        <w:spacing w:after="200" w:before="120" w:line="360" w:lineRule="auto"/>
+        <w:jc w:val="left"/>
+      </w:pPr>
+      <w:r>
+        <w:rPr>
+          <w:rFonts w:ascii="Georgia" w:hAnsi="Georgia" w:eastAsia="Georgia" w:cs="Georgia"/>
+          <w:sz w:val="24"/>
+          <w:szCs w:val="24"/>
+        </w:rPr>
+        <w:t xml:space="preserve">Excellence is not about being the best. It is about giving your best. There is a difference. Being the best is a comparison — it depends on who is standing next to you. Giving your best is a choice — it depends only on you and on the God you are working for.</w:t>
+      </w:r>
+    </w:p>
+    <w:p>
+      <w:pPr>
+        <w:spacing w:after="200" w:before="120" w:line="360" w:lineRule="auto"/>
+        <w:jc w:val="left"/>
+      </w:pPr>
+      <w:r>
+        <w:rPr>
+          <w:rFonts w:ascii="Georgia" w:hAnsi="Georgia" w:eastAsia="Georgia" w:cs="Georgia"/>
+          <w:sz w:val="24"/>
+          <w:szCs w:val="24"/>
+        </w:rPr>
+        <w:t xml:space="preserve">Here is a practical test: would you be comfortable if Jesus were standing over your shoulder watching you do this? Not because He is looking for reasons to condemn you — but because He is the one you are actually working for. If you would be embarrassed by the effort you are giving, that tells you something.</w:t>
+      </w:r>
+    </w:p>
+    <w:p>
+      <w:pPr>
+        <w:spacing w:after="200" w:before="120" w:line="360" w:lineRule="auto"/>
+        <w:jc w:val="left"/>
+      </w:pPr>
+      <w:r>
+        <w:rPr>
+          <w:rFonts w:ascii="Georgia" w:hAnsi="Georgia" w:eastAsia="Georgia" w:cs="Georgia"/>
+          <w:sz w:val="24"/>
+          <w:szCs w:val="24"/>
+        </w:rPr>
+        <w:t xml:space="preserve">Excellence also means faithfulness in the things nobody sees. Jesus said it plainly:</w:t>
       </w:r>
     </w:p>
     <w:p>
@@ -1078,7 +1238,7 @@
           <w:sz w:val="24"/>
           <w:szCs w:val="24"/>
         </w:rPr>
-        <w:t xml:space="preserve">“Now this I say, he who sows sparingly will also reap sparingly, and he who sows bountifully will also reap bountifully. Each one must do just as he has purposed in his heart, not grudgingly or under compulsion, for God loves a cheerful giver.”</w:t>
+        <w:t xml:space="preserve">“He who is faithful in a very little thing is faithful also in much; and he who is unrighteous in a very little thing is unrighteous also in much.”</w:t>
       </w:r>
     </w:p>
     <w:p>
@@ -1094,35 +1254,21 @@
           <w:sz w:val="22"/>
           <w:szCs w:val="22"/>
         </w:rPr>
-        <w:t xml:space="preserve">— 2 Corinthians 9:6–7 (NASB)</w:t>
-      </w:r>
-    </w:p>
-    <w:p>
-      <w:pPr>
-        <w:spacing w:after="200" w:before="120" w:line="360" w:lineRule="auto"/>
-        <w:jc w:val="left"/>
-      </w:pPr>
-      <w:r>
-        <w:rPr>
-          <w:rFonts w:ascii="Georgia" w:hAnsi="Georgia" w:eastAsia="Georgia" w:cs="Georgia"/>
-          <w:sz w:val="24"/>
-          <w:szCs w:val="24"/>
-        </w:rPr>
-        <w:t xml:space="preserve">A cheerful giver. Not a reluctant giver. Not someone who gives because they feel guilty or pressured. Someone who gives because they have decided in their heart that this is what they want to do with what God has given them.</w:t>
-      </w:r>
-    </w:p>
-    <w:p>
-      <w:pPr>
-        <w:spacing w:after="200" w:before="120" w:line="360" w:lineRule="auto"/>
-        <w:jc w:val="left"/>
-      </w:pPr>
-      <w:r>
-        <w:rPr>
-          <w:rFonts w:ascii="Georgia" w:hAnsi="Georgia" w:eastAsia="Georgia" w:cs="Georgia"/>
-          <w:sz w:val="24"/>
-          <w:szCs w:val="24"/>
-        </w:rPr>
-        <w:t xml:space="preserve">Start now. You do not have to wait until you are wealthy to practice generosity. Give to the church. Give to someone in need. Give your time, your resources, your attention to people who cannot repay you. Build the muscle now — because if you do not learn to give when you have little, you will not give when you have much.</w:t>
+        <w:t xml:space="preserve">— Luke 16:10 (NASB)</w:t>
+      </w:r>
+    </w:p>
+    <w:p>
+      <w:pPr>
+        <w:spacing w:after="200" w:before="120" w:line="360" w:lineRule="auto"/>
+        <w:jc w:val="left"/>
+      </w:pPr>
+      <w:r>
+        <w:rPr>
+          <w:rFonts w:ascii="Georgia" w:hAnsi="Georgia" w:eastAsia="Georgia" w:cs="Georgia"/>
+          <w:sz w:val="24"/>
+          <w:szCs w:val="24"/>
+        </w:rPr>
+        <w:t xml:space="preserve">The way you handle small responsibilities is the way you will handle large ones. If you cannot be faithful with a homework assignment, why would God — or anyone else — trust you with something bigger? Faithfulness in small things is not a stepping stone. It is the test.</w:t>
       </w:r>
     </w:p>
     <w:p>
@@ -1141,7 +1287,7 @@
           <w:sz w:val="26"/>
           <w:szCs w:val="26"/>
         </w:rPr>
-        <w:t xml:space="preserve">If you will not give when you have little, you will not give when you have much.</w:t>
+        <w:t xml:space="preserve">Excellence is not about being the best. It is about giving your best — every time, whether anyone sees it or not.</w:t>
       </w:r>
     </w:p>
     <w:p>
@@ -1172,77 +1318,111 @@
           <w:sz w:val="30"/>
           <w:szCs w:val="30"/>
         </w:rPr>
-        <w:t xml:space="preserve">A Few Practical Words</w:t>
-      </w:r>
-    </w:p>
-    <w:p>
-      <w:pPr>
-        <w:spacing w:after="200" w:before="120" w:line="360" w:lineRule="auto"/>
-        <w:jc w:val="left"/>
-      </w:pPr>
-      <w:r>
-        <w:rPr>
-          <w:rFonts w:ascii="Georgia" w:hAnsi="Georgia" w:eastAsia="Georgia" w:cs="Georgia"/>
-          <w:sz w:val="24"/>
-          <w:szCs w:val="24"/>
-        </w:rPr>
-        <w:t xml:space="preserve">This chapter would not be complete without some plain talk about how to handle money well while you are young.</w:t>
-      </w:r>
-    </w:p>
-    <w:p>
-      <w:pPr>
-        <w:spacing w:after="200" w:before="120" w:line="360" w:lineRule="auto"/>
-        <w:jc w:val="left"/>
-      </w:pPr>
-      <w:r>
-        <w:rPr>
-          <w:rFonts w:ascii="Georgia" w:hAnsi="Georgia" w:eastAsia="Georgia" w:cs="Georgia"/>
-          <w:sz w:val="24"/>
-          <w:szCs w:val="24"/>
-        </w:rPr>
-        <w:t xml:space="preserve">Do not spend everything you earn. This sounds obvious, but it is where most people fail. The moment money comes in, they find a way to send it right back out. Learn to set something aside — even if it is small — before you spend anything else.</w:t>
-      </w:r>
-    </w:p>
-    <w:p>
-      <w:pPr>
-        <w:spacing w:after="200" w:before="120" w:line="360" w:lineRule="auto"/>
-        <w:jc w:val="left"/>
-      </w:pPr>
-      <w:r>
-        <w:rPr>
-          <w:rFonts w:ascii="Georgia" w:hAnsi="Georgia" w:eastAsia="Georgia" w:cs="Georgia"/>
-          <w:sz w:val="24"/>
-          <w:szCs w:val="24"/>
-        </w:rPr>
-        <w:t xml:space="preserve">Avoid debt like it is a trap — because it is. “The borrower is servant to the lender” (Proverbs 22:7). Debt promises freedom and delivers bondage. There may come a time when some borrowing is necessary, but a young woman who learns to live within her means will save herself decades of financial stress.</w:t>
-      </w:r>
-    </w:p>
-    <w:p>
-      <w:pPr>
-        <w:spacing w:after="200" w:before="120" w:line="360" w:lineRule="auto"/>
-        <w:jc w:val="left"/>
-      </w:pPr>
-      <w:r>
-        <w:rPr>
-          <w:rFonts w:ascii="Georgia" w:hAnsi="Georgia" w:eastAsia="Georgia" w:cs="Georgia"/>
-          <w:sz w:val="24"/>
-          <w:szCs w:val="24"/>
-        </w:rPr>
-        <w:t xml:space="preserve">Give first, save second, spend last. Most people reverse this order. They spend first, save if anything is left over, and give from the scraps. Flip it. When giving comes first, it sets the order of your heart — it reminds you that everything you have belongs to God, and you are managing it on His behalf.</w:t>
-      </w:r>
-    </w:p>
-    <w:p>
-      <w:pPr>
-        <w:spacing w:after="200" w:before="120" w:line="360" w:lineRule="auto"/>
-        <w:jc w:val="left"/>
-      </w:pPr>
-      <w:r>
-        <w:rPr>
-          <w:rFonts w:ascii="Georgia" w:hAnsi="Georgia" w:eastAsia="Georgia" w:cs="Georgia"/>
-          <w:sz w:val="24"/>
-          <w:szCs w:val="24"/>
-        </w:rPr>
-        <w:t xml:space="preserve">Do not let money determine your worth. You are not more valuable because you have more. You are not less valuable because you have less. Your worth was settled at the cross, and no bank account can add to it or subtract from it.</w:t>
+        <w:t xml:space="preserve">Work as Witness</w:t>
+      </w:r>
+    </w:p>
+    <w:p>
+      <w:pPr>
+        <w:spacing w:after="200" w:before="120" w:line="360" w:lineRule="auto"/>
+        <w:jc w:val="left"/>
+      </w:pPr>
+      <w:r>
+        <w:rPr>
+          <w:rFonts w:ascii="Georgia" w:hAnsi="Georgia" w:eastAsia="Georgia" w:cs="Georgia"/>
+          <w:sz w:val="24"/>
+          <w:szCs w:val="24"/>
+        </w:rPr>
+        <w:t xml:space="preserve">There is one more thing about work that you need to understand, and it may be the most important: how you work is a witness.</w:t>
+      </w:r>
+    </w:p>
+    <w:p>
+      <w:pPr>
+        <w:spacing w:after="200" w:before="120" w:line="360" w:lineRule="auto"/>
+        <w:jc w:val="left"/>
+      </w:pPr>
+      <w:r>
+        <w:rPr>
+          <w:rFonts w:ascii="Georgia" w:hAnsi="Georgia" w:eastAsia="Georgia" w:cs="Georgia"/>
+          <w:sz w:val="24"/>
+          <w:szCs w:val="24"/>
+        </w:rPr>
+        <w:t xml:space="preserve">People are watching you. Not because you are famous, but because you are visible. Your coworkers, your classmates, your teachers, your neighbors — they all see how you carry yourself. And when they know you are a Christian, they are watching even more closely.</w:t>
+      </w:r>
+    </w:p>
+    <w:p>
+      <w:pPr>
+        <w:spacing w:after="200" w:before="120" w:line="360" w:lineRule="auto"/>
+        <w:jc w:val="left"/>
+      </w:pPr>
+      <w:r>
+        <w:rPr>
+          <w:rFonts w:ascii="Georgia" w:hAnsi="Georgia" w:eastAsia="Georgia" w:cs="Georgia"/>
+          <w:sz w:val="24"/>
+          <w:szCs w:val="24"/>
+        </w:rPr>
+        <w:t xml:space="preserve">Paul told Titus to teach the younger believers to be models of good deeds — and he gave a reason:</w:t>
+      </w:r>
+    </w:p>
+    <w:p>
+      <w:pPr>
+        <w:spacing w:after="120" w:before="360" w:line="360" w:lineRule="auto"/>
+        <w:ind w:left="720" w:right="720"/>
+        <w:jc w:val="left"/>
+      </w:pPr>
+      <w:r>
+        <w:rPr>
+          <w:rFonts w:ascii="Georgia" w:hAnsi="Georgia" w:eastAsia="Georgia" w:cs="Georgia"/>
+          <w:i/>
+          <w:iCs/>
+          <w:color w:val="2C3E50"/>
+          <w:sz w:val="24"/>
+          <w:szCs w:val="24"/>
+        </w:rPr>
+        <w:t xml:space="preserve">“In all things show yourself to be an example of good deeds, with purity in doctrine, dignified, sound in speech which is beyond reproach, so that the opponent will be put to shame, having nothing bad to say about us.”</w:t>
+      </w:r>
+    </w:p>
+    <w:p>
+      <w:pPr>
+        <w:spacing w:after="360" w:before="0"/>
+        <w:ind w:right="720"/>
+        <w:jc w:val="right"/>
+      </w:pPr>
+      <w:r>
+        <w:rPr>
+          <w:rFonts w:ascii="Georgia" w:hAnsi="Georgia" w:eastAsia="Georgia" w:cs="Georgia"/>
+          <w:color w:val="8B7355"/>
+          <w:sz w:val="22"/>
+          <w:szCs w:val="22"/>
+        </w:rPr>
+        <w:t xml:space="preserve">— Titus 2:7–8 (NASB)</w:t>
+      </w:r>
+    </w:p>
+    <w:p>
+      <w:pPr>
+        <w:spacing w:after="200" w:before="120" w:line="360" w:lineRule="auto"/>
+        <w:jc w:val="left"/>
+      </w:pPr>
+      <w:r>
+        <w:rPr>
+          <w:rFonts w:ascii="Georgia" w:hAnsi="Georgia" w:eastAsia="Georgia" w:cs="Georgia"/>
+          <w:sz w:val="24"/>
+          <w:szCs w:val="24"/>
+        </w:rPr>
+        <w:t xml:space="preserve">Your work ethic is a testimony. When you show up and do your job with excellence, with honesty, with kindness toward the people around you — that says something about the God you serve. When you cut corners, complain constantly, do the minimum, and treat your responsibilities with contempt — that says something too.</w:t>
+      </w:r>
+    </w:p>
+    <w:p>
+      <w:pPr>
+        <w:spacing w:after="200" w:before="120" w:line="360" w:lineRule="auto"/>
+        <w:jc w:val="left"/>
+      </w:pPr>
+      <w:r>
+        <w:rPr>
+          <w:rFonts w:ascii="Georgia" w:hAnsi="Georgia" w:eastAsia="Georgia" w:cs="Georgia"/>
+          <w:sz w:val="24"/>
+          <w:szCs w:val="24"/>
+        </w:rPr>
+        <w:t xml:space="preserve">You may never stand behind a pulpit. You may never teach a Bible class. But every day, in how you work, you are preaching a sermon that the people around you can see. Make it one worth hearing.</w:t>
       </w:r>
     </w:p>
     <w:p>
@@ -1261,7 +1441,7 @@
           <w:sz w:val="26"/>
           <w:szCs w:val="26"/>
         </w:rPr>
-        <w:t xml:space="preserve">Give first. Save second. Spend last.</w:t>
+        <w:t xml:space="preserve">Your work is a sermon the people around you read every day. Make it worth reading.</w:t>
       </w:r>
     </w:p>
     <w:p>
@@ -1296,7 +1476,7 @@
           <w:sz w:val="28"/>
           <w:szCs w:val="28"/>
         </w:rPr>
-        <w:t xml:space="preserve">Money will test your character.</w:t>
+        <w:t xml:space="preserve">Work like it matters. Because it does.</w:t>
       </w:r>
     </w:p>
     <w:p>
@@ -1315,7 +1495,7 @@
           <w:sz w:val="28"/>
           <w:szCs w:val="28"/>
         </w:rPr>
-        <w:t xml:space="preserve">It will reveal what you love, what you trust, and who you really are.</w:t>
+        <w:t xml:space="preserve">Work heartily. Work honestly. Work as for the Lord.</w:t>
       </w:r>
     </w:p>
     <w:p>
@@ -1334,7 +1514,7 @@
           <w:sz w:val="28"/>
           <w:szCs w:val="28"/>
         </w:rPr>
-        <w:t xml:space="preserve">Let it find you faithful.</w:t>
+        <w:t xml:space="preserve">Let your works praise you in the gates.</w:t>
       </w:r>
     </w:p>
     <w:p>
@@ -1351,7 +1531,7 @@
           <w:sz w:val="24"/>
           <w:szCs w:val="24"/>
         </w:rPr>
-        <w:t xml:space="preserve">Where your treasure is, there your heart will be also.</w:t>
+        <w:t xml:space="preserve">Whatever you do, do it from the soul.</w:t>
       </w:r>
     </w:p>
     <w:p>
@@ -1399,7 +1579,7 @@
           <w:sz w:val="24"/>
           <w:szCs w:val="24"/>
         </w:rPr>
-        <w:t xml:space="preserve">Money is one of the most discussed topics in all of Scripture. These passages are a place to start.</w:t>
+        <w:t xml:space="preserve">The Bible has far more to say about work than most people realize. Start here.</w:t>
       </w:r>
     </w:p>
     <w:p>
@@ -1425,7 +1605,7 @@
           <w:sz w:val="24"/>
           <w:szCs w:val="24"/>
         </w:rPr>
-        <w:t xml:space="preserve">Matthew 6:19–21 — Where your treasure is</w:t>
+        <w:t xml:space="preserve">Colossians 3:23–24 — Work heartily, as for the Lord</w:t>
       </w:r>
     </w:p>
     <w:p>
@@ -1451,7 +1631,7 @@
           <w:sz w:val="24"/>
           <w:szCs w:val="24"/>
         </w:rPr>
-        <w:t xml:space="preserve">1 Timothy 6:6–10 — The love of money</w:t>
+        <w:t xml:space="preserve">Proverbs 31:10–31 — The portrait of a woman of noble character</w:t>
       </w:r>
     </w:p>
     <w:p>
@@ -1477,7 +1657,7 @@
           <w:sz w:val="24"/>
           <w:szCs w:val="24"/>
         </w:rPr>
-        <w:t xml:space="preserve">Luke 8:1–3 — Women who supported Jesus from their private means</w:t>
+        <w:t xml:space="preserve">Acts 16:14–15, 40 — Lydia: a businesswoman who served the church</w:t>
       </w:r>
     </w:p>
     <w:p>
@@ -1503,7 +1683,7 @@
           <w:sz w:val="24"/>
           <w:szCs w:val="24"/>
         </w:rPr>
-        <w:t xml:space="preserve">Acts 16:14–15, 40 — Lydia’s generosity and hospitality</w:t>
+        <w:t xml:space="preserve">Genesis 2:15 — Work before the fall</w:t>
       </w:r>
     </w:p>
     <w:p>
@@ -1529,7 +1709,7 @@
           <w:sz w:val="24"/>
           <w:szCs w:val="24"/>
         </w:rPr>
-        <w:t xml:space="preserve">Mark 12:41–44 — The widow’s two coins</w:t>
+        <w:t xml:space="preserve">Proverbs 6:6–11 — The warning against laziness</w:t>
       </w:r>
     </w:p>
     <w:p>
@@ -1555,7 +1735,7 @@
           <w:sz w:val="24"/>
           <w:szCs w:val="24"/>
         </w:rPr>
-        <w:t xml:space="preserve">Philippians 4:11–13 — The secret of contentment</w:t>
+        <w:t xml:space="preserve">2 Thessalonians 3:10 — If anyone is not willing to work</w:t>
       </w:r>
     </w:p>
     <w:p>
@@ -1581,7 +1761,7 @@
           <w:sz w:val="24"/>
           <w:szCs w:val="24"/>
         </w:rPr>
-        <w:t xml:space="preserve">2 Corinthians 9:6–7 — God loves a cheerful giver</w:t>
+        <w:t xml:space="preserve">Luke 16:10 — Faithful in little, faithful in much</w:t>
       </w:r>
     </w:p>
     <w:p>
@@ -1607,33 +1787,7 @@
           <w:sz w:val="24"/>
           <w:szCs w:val="24"/>
         </w:rPr>
-        <w:t xml:space="preserve">Hebrews 13:5 — Content with what you have</w:t>
-      </w:r>
-    </w:p>
-    <w:p>
-      <w:pPr>
-        <w:spacing w:after="160" w:before="120" w:line="360" w:lineRule="auto"/>
-        <w:ind w:left="720"/>
-        <w:jc w:val="left"/>
-      </w:pPr>
-      <w:r>
-        <w:rPr>
-          <w:rFonts w:ascii="Georgia" w:hAnsi="Georgia" w:eastAsia="Georgia" w:cs="Georgia"/>
-          <w:b/>
-          <w:bCs/>
-          <w:color w:val="8B7355"/>
-          <w:sz w:val="24"/>
-          <w:szCs w:val="24"/>
-        </w:rPr>
-        <w:t xml:space="preserve">•  </w:t>
-      </w:r>
-      <w:r>
-        <w:rPr>
-          <w:rFonts w:ascii="Georgia" w:hAnsi="Georgia" w:eastAsia="Georgia" w:cs="Georgia"/>
-          <w:sz w:val="24"/>
-          <w:szCs w:val="24"/>
-        </w:rPr>
-        <w:t xml:space="preserve">Proverbs 22:7 — The borrower is servant to the lender</w:t>
+        <w:t xml:space="preserve">Titus 2:7–8 — Work as witness</w:t>
       </w:r>
     </w:p>
     <w:p>
@@ -1654,7 +1808,7 @@
           <w:sz w:val="22"/>
           <w:szCs w:val="22"/>
         </w:rPr>
-        <w:t xml:space="preserve">“Do not store up for yourselves treasures on earth, where moth and rust destroy, and where thieves break in and steal. But store up for yourselves treasures in heaven, where neither moth nor rust destroys, and where thieves do not break in or steal; for where your treasure is, there your heart will be also.”</w:t>
+        <w:t xml:space="preserve">“Whatever you do, do your work heartily, as for the Lord rather than for men; knowing that from the Lord you will receive the reward of the inheritance. It is the Lord Christ whom you serve.”</w:t>
       </w:r>
     </w:p>
     <w:p>
@@ -1670,7 +1824,7 @@
           <w:sz w:val="20"/>
           <w:szCs w:val="20"/>
         </w:rPr>
-        <w:t xml:space="preserve">— Matthew 6:19–21 (NASB)</w:t>
+        <w:t xml:space="preserve">— Colossians 3:23–24 (NASB)</w:t>
       </w:r>
     </w:p>
     <w:sectPr>
